--- a/backend/modelos/_procuracoes_rotativas/P01.docx
+++ b/backend/modelos/_procuracoes_rotativas/P01.docx
@@ -68,7 +68,7 @@
           <w:rFonts w:ascii="Times New Roman" w:hAnsi="Times New Roman"/>
           <w:sz w:val="24"/>
         </w:rPr>
-        <w:t>PODERES: Pelo presente instrumento, o(a) outorgante confere ao(à) outorgado(a) poderes gerais para representá-lo(a) perante qualquer juízo, foro ou instância e, de forma específica, para promover ação judicial contra {{ administradora }}, ficando o(a) procurador(a) autorizado(a) a postular, contestar, impugnar, defender, requerer, notificar, transigir, desistir, celebrar acordos e compromissos, extrair cópias, levantar e receber alvarás judiciais e firmar a respectiva quitação. Autoriza-o(a), ainda, a praticar quaisquer outros atos indispensáveis ao adequado e leal desempenho deste mandato, bem como a substabelecer.</w:t>
+        <w:t>PODERES: Pelo presente instrumento, o(a) outorgante confere ao(à) outorgado(a) poderes gerais para representá-lo(a) perante qualquer juízo, foro ou instância e, de forma específica, para promover ação judicial contra {{ administradora }}, ficando o(a) procurador(a) autorizado(a) a postular, contestar, impugnar, defender, requerer, notificar, transigir, desistir, celebrar acordos, firmar acordos, firmar compromissos, extrair cópias, levantar e receber alvarás judiciais e firmar a respectiva quitação. Autoriza-o(a), ainda, a praticar quaisquer outros atos indispensáveis ao adequado e leal desempenho deste mandato, bem como a substabelecer.</w:t>
       </w:r>
     </w:p>
     <w:p>
